--- a/a7/packages/A7 Unit 3 - Exponents and Scientific Notation/Question Banks/A7 3.02  Question Bank - Additional.docx
+++ b/a7/packages/A7 Unit 3 - Exponents and Scientific Notation/Question Banks/A7 3.02  Question Bank - Additional.docx
@@ -1852,7 +1852,7 @@
             <w:r>
               <w:drawing>
                 <wp:inline xmlns:a="http://schemas.openxmlformats.org/drawingml/2006/main" xmlns:pic="http://schemas.openxmlformats.org/drawingml/2006/picture">
-                  <wp:extent cx="131064" cy="143256"/>
+                  <wp:extent cx="115824" cy="140208"/>
                   <wp:docPr id="20" name="Picture 20"/>
                   <wp:cNvGraphicFramePr>
                     <a:graphicFrameLocks noChangeAspect="1"/>
@@ -1861,7 +1861,7 @@
                     <a:graphicData uri="http://schemas.openxmlformats.org/drawingml/2006/picture">
                       <pic:pic>
                         <pic:nvPicPr>
-                          <pic:cNvPr id="0" name="37dfd19086d23b6d.png"/>
+                          <pic:cNvPr id="0" name="71470cc5c0b770aa.png"/>
                           <pic:cNvPicPr/>
                         </pic:nvPicPr>
                         <pic:blipFill>
@@ -1873,7 +1873,7 @@
                         <pic:spPr>
                           <a:xfrm>
                             <a:off x="0" y="0"/>
-                            <a:ext cx="131064" cy="143256"/>
+                            <a:ext cx="115824" cy="140208"/>
                           </a:xfrm>
                           <a:prstGeom prst="rect"/>
                         </pic:spPr>
@@ -1970,7 +1970,7 @@
             <w:r>
               <w:drawing>
                 <wp:inline xmlns:a="http://schemas.openxmlformats.org/drawingml/2006/main" xmlns:pic="http://schemas.openxmlformats.org/drawingml/2006/picture">
-                  <wp:extent cx="115824" cy="140208"/>
+                  <wp:extent cx="188976" cy="143256"/>
                   <wp:docPr id="22" name="Picture 22"/>
                   <wp:cNvGraphicFramePr>
                     <a:graphicFrameLocks noChangeAspect="1"/>
@@ -1979,7 +1979,7 @@
                     <a:graphicData uri="http://schemas.openxmlformats.org/drawingml/2006/picture">
                       <pic:pic>
                         <pic:nvPicPr>
-                          <pic:cNvPr id="0" name="71470cc5c0b770aa.png"/>
+                          <pic:cNvPr id="0" name="c417fa6ed2b229b6.png"/>
                           <pic:cNvPicPr/>
                         </pic:nvPicPr>
                         <pic:blipFill>
@@ -1991,7 +1991,7 @@
                         <pic:spPr>
                           <a:xfrm>
                             <a:off x="0" y="0"/>
-                            <a:ext cx="115824" cy="140208"/>
+                            <a:ext cx="188976" cy="143256"/>
                           </a:xfrm>
                           <a:prstGeom prst="rect"/>
                         </pic:spPr>
@@ -2029,7 +2029,7 @@
             <w:r>
               <w:drawing>
                 <wp:inline xmlns:a="http://schemas.openxmlformats.org/drawingml/2006/main" xmlns:pic="http://schemas.openxmlformats.org/drawingml/2006/picture">
-                  <wp:extent cx="188976" cy="143256"/>
+                  <wp:extent cx="131064" cy="143256"/>
                   <wp:docPr id="23" name="Picture 23"/>
                   <wp:cNvGraphicFramePr>
                     <a:graphicFrameLocks noChangeAspect="1"/>
@@ -2038,7 +2038,7 @@
                     <a:graphicData uri="http://schemas.openxmlformats.org/drawingml/2006/picture">
                       <pic:pic>
                         <pic:nvPicPr>
-                          <pic:cNvPr id="0" name="c417fa6ed2b229b6.png"/>
+                          <pic:cNvPr id="0" name="37dfd19086d23b6d.png"/>
                           <pic:cNvPicPr/>
                         </pic:nvPicPr>
                         <pic:blipFill>
@@ -2050,7 +2050,7 @@
                         <pic:spPr>
                           <a:xfrm>
                             <a:off x="0" y="0"/>
-                            <a:ext cx="188976" cy="143256"/>
+                            <a:ext cx="131064" cy="143256"/>
                           </a:xfrm>
                           <a:prstGeom prst="rect"/>
                         </pic:spPr>
@@ -2160,7 +2160,7 @@
             <w:r>
               <w:drawing>
                 <wp:inline xmlns:a="http://schemas.openxmlformats.org/drawingml/2006/main" xmlns:pic="http://schemas.openxmlformats.org/drawingml/2006/picture">
-                  <wp:extent cx="128016" cy="143256"/>
+                  <wp:extent cx="118872" cy="231648"/>
                   <wp:docPr id="24" name="Picture 24"/>
                   <wp:cNvGraphicFramePr>
                     <a:graphicFrameLocks noChangeAspect="1"/>
@@ -2169,7 +2169,7 @@
                     <a:graphicData uri="http://schemas.openxmlformats.org/drawingml/2006/picture">
                       <pic:pic>
                         <pic:nvPicPr>
-                          <pic:cNvPr id="0" name="3618e672fb8b30a9.png"/>
+                          <pic:cNvPr id="0" name="2b52955b584bc834.png"/>
                           <pic:cNvPicPr/>
                         </pic:nvPicPr>
                         <pic:blipFill>
@@ -2181,7 +2181,7 @@
                         <pic:spPr>
                           <a:xfrm>
                             <a:off x="0" y="0"/>
-                            <a:ext cx="128016" cy="143256"/>
+                            <a:ext cx="118872" cy="231648"/>
                           </a:xfrm>
                           <a:prstGeom prst="rect"/>
                         </pic:spPr>
@@ -2219,8 +2219,185 @@
             <w:r>
               <w:drawing>
                 <wp:inline xmlns:a="http://schemas.openxmlformats.org/drawingml/2006/main" xmlns:pic="http://schemas.openxmlformats.org/drawingml/2006/picture">
+                  <wp:extent cx="131064" cy="143256"/>
+                  <wp:docPr id="25" name="Picture 25"/>
+                  <wp:cNvGraphicFramePr>
+                    <a:graphicFrameLocks noChangeAspect="1"/>
+                  </wp:cNvGraphicFramePr>
+                  <a:graphic>
+                    <a:graphicData uri="http://schemas.openxmlformats.org/drawingml/2006/picture">
+                      <pic:pic>
+                        <pic:nvPicPr>
+                          <pic:cNvPr id="0" name="2584bdd88306b428.png"/>
+                          <pic:cNvPicPr/>
+                        </pic:nvPicPr>
+                        <pic:blipFill>
+                          <a:blip r:embed="rId33"/>
+                          <a:stretch>
+                            <a:fillRect/>
+                          </a:stretch>
+                        </pic:blipFill>
+                        <pic:spPr>
+                          <a:xfrm>
+                            <a:off x="0" y="0"/>
+                            <a:ext cx="131064" cy="143256"/>
+                          </a:xfrm>
+                          <a:prstGeom prst="rect"/>
+                        </pic:spPr>
+                      </pic:pic>
+                    </a:graphicData>
+                  </a:graphic>
+                </wp:inline>
+              </w:drawing>
+            </w:r>
+          </w:p>
+          <w:p>
+            <w:pPr>
+              <w:spacing w:before="40" w:after="40"/>
+              <w:ind w:left="1300" w:hanging="380"/>
+            </w:pPr>
+            <w:r>
+              <w:rPr>
+                <w:rFonts w:ascii="FreeSerif" w:hAnsi="FreeSerif" w:eastAsia="FreeSerif"/>
+                <w:b w:val="0"/>
+                <w:i w:val="0"/>
+                <w:color w:val="1A1A1A"/>
+                <w:sz w:val="22"/>
+              </w:rPr>
+              <w:t xml:space="preserve">□   </w:t>
+            </w:r>
+            <w:r>
+              <w:rPr>
+                <w:b w:val="0"/>
+                <w:i w:val="0"/>
+                <w:color w:val="1A1A1A"/>
+                <w:sz w:val="22"/>
+              </w:rPr>
+              <w:t xml:space="preserve">C.  </w:t>
+            </w:r>
+            <w:r>
+              <w:drawing>
+                <wp:inline xmlns:a="http://schemas.openxmlformats.org/drawingml/2006/main" xmlns:pic="http://schemas.openxmlformats.org/drawingml/2006/picture">
+                  <wp:extent cx="109728" cy="249935"/>
+                  <wp:docPr id="26" name="Picture 26"/>
+                  <wp:cNvGraphicFramePr>
+                    <a:graphicFrameLocks noChangeAspect="1"/>
+                  </wp:cNvGraphicFramePr>
+                  <a:graphic>
+                    <a:graphicData uri="http://schemas.openxmlformats.org/drawingml/2006/picture">
+                      <pic:pic>
+                        <pic:nvPicPr>
+                          <pic:cNvPr id="0" name="6e71593d06ab3d0c.png"/>
+                          <pic:cNvPicPr/>
+                        </pic:nvPicPr>
+                        <pic:blipFill>
+                          <a:blip r:embed="rId34"/>
+                          <a:stretch>
+                            <a:fillRect/>
+                          </a:stretch>
+                        </pic:blipFill>
+                        <pic:spPr>
+                          <a:xfrm>
+                            <a:off x="0" y="0"/>
+                            <a:ext cx="109728" cy="249935"/>
+                          </a:xfrm>
+                          <a:prstGeom prst="rect"/>
+                        </pic:spPr>
+                      </pic:pic>
+                    </a:graphicData>
+                  </a:graphic>
+                </wp:inline>
+              </w:drawing>
+            </w:r>
+          </w:p>
+          <w:p>
+            <w:pPr>
+              <w:spacing w:before="40" w:after="40"/>
+              <w:ind w:left="1300" w:hanging="380"/>
+            </w:pPr>
+            <w:r>
+              <w:rPr>
+                <w:rFonts w:ascii="FreeSerif" w:hAnsi="FreeSerif" w:eastAsia="FreeSerif"/>
+                <w:b w:val="0"/>
+                <w:i w:val="0"/>
+                <w:color w:val="1A1A1A"/>
+                <w:sz w:val="22"/>
+              </w:rPr>
+              <w:t xml:space="preserve">□   </w:t>
+            </w:r>
+            <w:r>
+              <w:rPr>
+                <w:b w:val="0"/>
+                <w:i w:val="0"/>
+                <w:color w:val="1A1A1A"/>
+                <w:sz w:val="22"/>
+              </w:rPr>
+              <w:t xml:space="preserve">D.  </w:t>
+            </w:r>
+            <w:r>
+              <w:drawing>
+                <wp:inline xmlns:a="http://schemas.openxmlformats.org/drawingml/2006/main" xmlns:pic="http://schemas.openxmlformats.org/drawingml/2006/picture">
+                  <wp:extent cx="271272" cy="213360"/>
+                  <wp:docPr id="27" name="Picture 27"/>
+                  <wp:cNvGraphicFramePr>
+                    <a:graphicFrameLocks noChangeAspect="1"/>
+                  </wp:cNvGraphicFramePr>
+                  <a:graphic>
+                    <a:graphicData uri="http://schemas.openxmlformats.org/drawingml/2006/picture">
+                      <pic:pic>
+                        <pic:nvPicPr>
+                          <pic:cNvPr id="0" name="0522139f71e515f9.png"/>
+                          <pic:cNvPicPr/>
+                        </pic:nvPicPr>
+                        <pic:blipFill>
+                          <a:blip r:embed="rId35"/>
+                          <a:stretch>
+                            <a:fillRect/>
+                          </a:stretch>
+                        </pic:blipFill>
+                        <pic:spPr>
+                          <a:xfrm>
+                            <a:off x="0" y="0"/>
+                            <a:ext cx="271272" cy="213360"/>
+                          </a:xfrm>
+                          <a:prstGeom prst="rect"/>
+                        </pic:spPr>
+                      </pic:pic>
+                    </a:graphicData>
+                  </a:graphic>
+                </wp:inline>
+              </w:drawing>
+            </w:r>
+          </w:p>
+          <w:p>
+            <w:pPr>
+              <w:spacing w:before="40" w:after="40"/>
+              <w:ind w:left="1300" w:hanging="380"/>
+            </w:pPr>
+            <w:r>
+              <w:rPr>
+                <w:rFonts w:ascii="FreeSerif" w:hAnsi="FreeSerif" w:eastAsia="FreeSerif"/>
+                <w:b w:val="0"/>
+                <w:i w:val="0"/>
+                <w:color w:val="1A1A1A"/>
+                <w:sz w:val="22"/>
+              </w:rPr>
+              <w:t xml:space="preserve">□   </w:t>
+            </w:r>
+            <w:r>
+              <w:rPr>
+                <w:b w:val="0"/>
+                <w:i w:val="0"/>
+                <w:color w:val="1A1A1A"/>
+                <w:sz w:val="22"/>
+              </w:rPr>
+              <w:t xml:space="preserve">E.  </w:t>
+            </w:r>
+            <w:r>
+              <w:drawing>
+                <wp:inline xmlns:a="http://schemas.openxmlformats.org/drawingml/2006/main" xmlns:pic="http://schemas.openxmlformats.org/drawingml/2006/picture">
                   <wp:extent cx="109728" cy="252984"/>
-                  <wp:docPr id="25" name="Picture 25"/>
+                  <wp:docPr id="28" name="Picture 28"/>
                   <wp:cNvGraphicFramePr>
                     <a:graphicFrameLocks noChangeAspect="1"/>
                   </wp:cNvGraphicFramePr>
@@ -2232,7 +2409,7 @@
                           <pic:cNvPicPr/>
                         </pic:nvPicPr>
                         <pic:blipFill>
-                          <a:blip r:embed="rId33"/>
+                          <a:blip r:embed="rId36"/>
                           <a:stretch>
                             <a:fillRect/>
                           </a:stretch>
@@ -2273,189 +2450,12 @@
                 <w:color w:val="1A1A1A"/>
                 <w:sz w:val="22"/>
               </w:rPr>
-              <w:t xml:space="preserve">C.  </w:t>
-            </w:r>
-            <w:r>
-              <w:drawing>
-                <wp:inline xmlns:a="http://schemas.openxmlformats.org/drawingml/2006/main" xmlns:pic="http://schemas.openxmlformats.org/drawingml/2006/picture">
-                  <wp:extent cx="271272" cy="213360"/>
-                  <wp:docPr id="26" name="Picture 26"/>
-                  <wp:cNvGraphicFramePr>
-                    <a:graphicFrameLocks noChangeAspect="1"/>
-                  </wp:cNvGraphicFramePr>
-                  <a:graphic>
-                    <a:graphicData uri="http://schemas.openxmlformats.org/drawingml/2006/picture">
-                      <pic:pic>
-                        <pic:nvPicPr>
-                          <pic:cNvPr id="0" name="0522139f71e515f9.png"/>
-                          <pic:cNvPicPr/>
-                        </pic:nvPicPr>
-                        <pic:blipFill>
-                          <a:blip r:embed="rId34"/>
-                          <a:stretch>
-                            <a:fillRect/>
-                          </a:stretch>
-                        </pic:blipFill>
-                        <pic:spPr>
-                          <a:xfrm>
-                            <a:off x="0" y="0"/>
-                            <a:ext cx="271272" cy="213360"/>
-                          </a:xfrm>
-                          <a:prstGeom prst="rect"/>
-                        </pic:spPr>
-                      </pic:pic>
-                    </a:graphicData>
-                  </a:graphic>
-                </wp:inline>
-              </w:drawing>
-            </w:r>
-          </w:p>
-          <w:p>
-            <w:pPr>
-              <w:spacing w:before="40" w:after="40"/>
-              <w:ind w:left="1300" w:hanging="380"/>
-            </w:pPr>
-            <w:r>
-              <w:rPr>
-                <w:rFonts w:ascii="FreeSerif" w:hAnsi="FreeSerif" w:eastAsia="FreeSerif"/>
-                <w:b w:val="0"/>
-                <w:i w:val="0"/>
-                <w:color w:val="1A1A1A"/>
-                <w:sz w:val="22"/>
-              </w:rPr>
-              <w:t xml:space="preserve">□   </w:t>
-            </w:r>
-            <w:r>
-              <w:rPr>
-                <w:b w:val="0"/>
-                <w:i w:val="0"/>
-                <w:color w:val="1A1A1A"/>
-                <w:sz w:val="22"/>
-              </w:rPr>
-              <w:t xml:space="preserve">D.  </w:t>
-            </w:r>
-            <w:r>
-              <w:drawing>
-                <wp:inline xmlns:a="http://schemas.openxmlformats.org/drawingml/2006/main" xmlns:pic="http://schemas.openxmlformats.org/drawingml/2006/picture">
-                  <wp:extent cx="118872" cy="231648"/>
-                  <wp:docPr id="27" name="Picture 27"/>
-                  <wp:cNvGraphicFramePr>
-                    <a:graphicFrameLocks noChangeAspect="1"/>
-                  </wp:cNvGraphicFramePr>
-                  <a:graphic>
-                    <a:graphicData uri="http://schemas.openxmlformats.org/drawingml/2006/picture">
-                      <pic:pic>
-                        <pic:nvPicPr>
-                          <pic:cNvPr id="0" name="2b52955b584bc834.png"/>
-                          <pic:cNvPicPr/>
-                        </pic:nvPicPr>
-                        <pic:blipFill>
-                          <a:blip r:embed="rId35"/>
-                          <a:stretch>
-                            <a:fillRect/>
-                          </a:stretch>
-                        </pic:blipFill>
-                        <pic:spPr>
-                          <a:xfrm>
-                            <a:off x="0" y="0"/>
-                            <a:ext cx="118872" cy="231648"/>
-                          </a:xfrm>
-                          <a:prstGeom prst="rect"/>
-                        </pic:spPr>
-                      </pic:pic>
-                    </a:graphicData>
-                  </a:graphic>
-                </wp:inline>
-              </w:drawing>
-            </w:r>
-          </w:p>
-          <w:p>
-            <w:pPr>
-              <w:spacing w:before="40" w:after="40"/>
-              <w:ind w:left="1300" w:hanging="380"/>
-            </w:pPr>
-            <w:r>
-              <w:rPr>
-                <w:rFonts w:ascii="FreeSerif" w:hAnsi="FreeSerif" w:eastAsia="FreeSerif"/>
-                <w:b w:val="0"/>
-                <w:i w:val="0"/>
-                <w:color w:val="1A1A1A"/>
-                <w:sz w:val="22"/>
-              </w:rPr>
-              <w:t xml:space="preserve">□   </w:t>
-            </w:r>
-            <w:r>
-              <w:rPr>
-                <w:b w:val="0"/>
-                <w:i w:val="0"/>
-                <w:color w:val="1A1A1A"/>
-                <w:sz w:val="22"/>
-              </w:rPr>
-              <w:t xml:space="preserve">E.  </w:t>
-            </w:r>
-            <w:r>
-              <w:drawing>
-                <wp:inline xmlns:a="http://schemas.openxmlformats.org/drawingml/2006/main" xmlns:pic="http://schemas.openxmlformats.org/drawingml/2006/picture">
-                  <wp:extent cx="109728" cy="249935"/>
-                  <wp:docPr id="28" name="Picture 28"/>
-                  <wp:cNvGraphicFramePr>
-                    <a:graphicFrameLocks noChangeAspect="1"/>
-                  </wp:cNvGraphicFramePr>
-                  <a:graphic>
-                    <a:graphicData uri="http://schemas.openxmlformats.org/drawingml/2006/picture">
-                      <pic:pic>
-                        <pic:nvPicPr>
-                          <pic:cNvPr id="0" name="6e71593d06ab3d0c.png"/>
-                          <pic:cNvPicPr/>
-                        </pic:nvPicPr>
-                        <pic:blipFill>
-                          <a:blip r:embed="rId36"/>
-                          <a:stretch>
-                            <a:fillRect/>
-                          </a:stretch>
-                        </pic:blipFill>
-                        <pic:spPr>
-                          <a:xfrm>
-                            <a:off x="0" y="0"/>
-                            <a:ext cx="109728" cy="249935"/>
-                          </a:xfrm>
-                          <a:prstGeom prst="rect"/>
-                        </pic:spPr>
-                      </pic:pic>
-                    </a:graphicData>
-                  </a:graphic>
-                </wp:inline>
-              </w:drawing>
-            </w:r>
-          </w:p>
-          <w:p>
-            <w:pPr>
-              <w:spacing w:before="40" w:after="40"/>
-              <w:ind w:left="1300" w:hanging="380"/>
-            </w:pPr>
-            <w:r>
-              <w:rPr>
-                <w:rFonts w:ascii="FreeSerif" w:hAnsi="FreeSerif" w:eastAsia="FreeSerif"/>
-                <w:b w:val="0"/>
-                <w:i w:val="0"/>
-                <w:color w:val="1A1A1A"/>
-                <w:sz w:val="22"/>
-              </w:rPr>
-              <w:t xml:space="preserve">□   </w:t>
-            </w:r>
-            <w:r>
-              <w:rPr>
-                <w:b w:val="0"/>
-                <w:i w:val="0"/>
-                <w:color w:val="1A1A1A"/>
-                <w:sz w:val="22"/>
-              </w:rPr>
               <w:t xml:space="preserve">F.  </w:t>
             </w:r>
             <w:r>
               <w:drawing>
                 <wp:inline xmlns:a="http://schemas.openxmlformats.org/drawingml/2006/main" xmlns:pic="http://schemas.openxmlformats.org/drawingml/2006/picture">
-                  <wp:extent cx="131064" cy="143256"/>
+                  <wp:extent cx="128016" cy="143256"/>
                   <wp:docPr id="29" name="Picture 29"/>
                   <wp:cNvGraphicFramePr>
                     <a:graphicFrameLocks noChangeAspect="1"/>
@@ -2464,7 +2464,7 @@
                     <a:graphicData uri="http://schemas.openxmlformats.org/drawingml/2006/picture">
                       <pic:pic>
                         <pic:nvPicPr>
-                          <pic:cNvPr id="0" name="2584bdd88306b428.png"/>
+                          <pic:cNvPr id="0" name="3618e672fb8b30a9.png"/>
                           <pic:cNvPicPr/>
                         </pic:nvPicPr>
                         <pic:blipFill>
@@ -2476,7 +2476,7 @@
                         <pic:spPr>
                           <a:xfrm>
                             <a:off x="0" y="0"/>
-                            <a:ext cx="131064" cy="143256"/>
+                            <a:ext cx="128016" cy="143256"/>
                           </a:xfrm>
                           <a:prstGeom prst="rect"/>
                         </pic:spPr>
